--- a/actividades/12-practica-6-canny/Practica6_Canny.docx
+++ b/actividades/12-practica-6-canny/Practica6_Canny.docx
@@ -19,7 +19,7 @@
         <w:pStyle w:val="Title"/>
       </w:pPr>
       <w:r>
-        <w:t>Práctica 6. Extracción de líneas con el algoritmo de Canny</w:t>
+        <w:t>Práctica 6. Extracción de líneas con algoritmo de Canny</w:t>
       </w:r>
     </w:p>
     <w:p>
@@ -35,7 +35,7 @@
         <w:pStyle w:val="BodyText"/>
       </w:pPr>
       <w:r>
-        <w:t>Integrantes: Diego Falcón Costilla</w:t>
+        <w:t>Integrantes:</w:t>
       </w:r>
     </w:p>
     <w:p>
@@ -43,7 +43,39 @@
         <w:pStyle w:val="BodyText"/>
       </w:pPr>
       <w:r>
-        <w:t>Fecha: septiembre de 2026</w:t>
+        <w:t>Diego Falcón Costilla A01139580</w:t>
+      </w:r>
+    </w:p>
+    <w:p>
+      <w:pPr>
+        <w:pStyle w:val="BodyText"/>
+      </w:pPr>
+      <w:r>
+        <w:t>Alejandro José Martínez Ubeda A01797775</w:t>
+      </w:r>
+    </w:p>
+    <w:p>
+      <w:pPr>
+        <w:pStyle w:val="BodyText"/>
+      </w:pPr>
+      <w:r>
+        <w:t>Ana Bonavides Aguilar A01423281</w:t>
+      </w:r>
+    </w:p>
+    <w:p>
+      <w:pPr>
+        <w:pStyle w:val="BodyText"/>
+      </w:pPr>
+      <w:r>
+        <w:t>José Andrés Orantes Guillén A01174130</w:t>
+      </w:r>
+    </w:p>
+    <w:p>
+      <w:pPr>
+        <w:pStyle w:val="BodyText"/>
+      </w:pPr>
+      <w:r>
+        <w:t>Fecha: 25/10/2026</w:t>
       </w:r>
     </w:p>
     <w:p>
@@ -8169,23 +8201,7 @@
         <w:pStyle w:val="FirstParagraph"/>
       </w:pPr>
       <w:r>
-        <w:t xml:space="preserve">La actividad no pide funciones nuevas sino</w:t>
-      </w:r>
-      <w:r>
-        <w:t xml:space="preserve"> </w:t>
-      </w:r>
-      <w:r>
-        <w:rPr>
-          <w:bCs/>
-          <w:b/>
-        </w:rPr>
-        <w:t xml:space="preserve">modificar parámetros para comprender el código</w:t>
-      </w:r>
-      <w:r>
-        <w:t xml:space="preserve"> </w:t>
-      </w:r>
-      <w:r>
-        <w:t xml:space="preserve">y reportar los hallazgos. Se hace en tres pasos:</w:t>
+        <w:t xml:space="preserve">La actividad no pide funciones nuevas sino modificar parámetros para comprender el código y reportar los hallazgos. Se hace en tres pasos:</w:t>
       </w:r>
     </w:p>
     <w:p>
@@ -9288,20 +9304,7 @@
         <w:t xml:space="preserve">kernel_size = 3</w:t>
       </w:r>
       <w:r>
-        <w:t xml:space="preserve">. Un kernel de 3×3 solo puede representar bien un gaussiano de σ ≲ 1: si σ es mayor, los tres coeficientes por fila se vuelven casi iguales y el resultado es un simple promedio de 3×3,</w:t>
-      </w:r>
-      <w:r>
-        <w:t xml:space="preserve"> </w:t>
-      </w:r>
-      <w:r>
-        <w:rPr>
-          <w:bCs/>
-          <w:b/>
-        </w:rPr>
-        <w:t xml:space="preserve">por muy grande que sea σ</w:t>
-      </w:r>
-      <w:r>
-        <w:t xml:space="preserve">. Se comprueba y se compara con un kernel cuyo tamaño crece con σ (6σ+1).</w:t>
+        <w:t xml:space="preserve">. Un kernel de 3×3 solo puede representar bien un gaussiano de σ ≲ 1: si σ es mayor, los tres coeficientes por fila se vuelven casi iguales y el resultado es un simple promedio de 3×3, por muy grande que sea σ. Se comprueba y se compara con un kernel cuyo tamaño crece con σ (6σ+1).</w:t>
       </w:r>
     </w:p>
     <w:bookmarkEnd w:id="43"/>
@@ -13552,23 +13555,7 @@
         <w:pStyle w:val="FirstParagraph"/>
       </w:pPr>
       <w:r>
-        <w:t xml:space="preserve">Con σ=1.4 y umbrales fijos, se aplica Canny a cuatro imágenes de naturaleza distinta y se mide la</w:t>
-      </w:r>
-      <w:r>
-        <w:t xml:space="preserve"> </w:t>
-      </w:r>
-      <w:r>
-        <w:rPr>
-          <w:bCs/>
-          <w:b/>
-        </w:rPr>
-        <w:t xml:space="preserve">densidad de bordes</w:t>
-      </w:r>
-      <w:r>
-        <w:t xml:space="preserve"> </w:t>
-      </w:r>
-      <w:r>
-        <w:t xml:space="preserve">(porcentaje de píxeles marcados) y el número de componentes conexos.</w:t>
+        <w:t xml:space="preserve">Con σ=1.4 y umbrales fijos, se aplica Canny a cuatro imágenes de naturaleza distinta y se mide la densidad de bordes (porcentaje de píxeles marcados) y el número de componentes conexos.</w:t>
       </w:r>
     </w:p>
     <w:bookmarkEnd w:id="47"/>
@@ -14791,18 +14778,6 @@
     </w:p>
     <w:p>
       <w:pPr>
-        <w:pStyle w:val="FirstParagraph"/>
-      </w:pPr>
-      <w:r>
-        <w:rPr>
-          <w:bCs/>
-          <w:b/>
-        </w:rPr>
-        <w:t xml:space="preserve">1. Efecto de σ y del tamaño del kernel.</w:t>
-      </w:r>
-    </w:p>
-    <w:p>
-      <w:pPr>
         <w:numPr>
           <w:ilvl w:val="0"/>
           <w:numId w:val="1008"/>
@@ -14810,68 +14785,7 @@
         <w:pStyle w:val="Compact"/>
       </w:pPr>
       <w:r>
-        <w:t xml:space="preserve">Al aumentar σ el suavizado previo elimina detalle fino y, con él, líneas. Con un kernel adaptado (6σ+1) el porcentaje de píxeles de borde baja de 17.9 % (σ=0.5) a 12.0 % (σ=1), 4.2 % (σ=2), 1.4 % (σ=3), 0.07 % (σ=5) y 0 % (σ=10): con σ=10 la imagen queda tan borrosa que ningún gradiente supera los umbrales.</w:t>
-      </w:r>
-    </w:p>
-    <w:p>
-      <w:pPr>
-        <w:numPr>
-          <w:ilvl w:val="0"/>
-          <w:numId w:val="1008"/>
-        </w:numPr>
-        <w:pStyle w:val="Compact"/>
-      </w:pPr>
-      <w:r>
-        <w:rPr>
-          <w:bCs/>
-          <w:b/>
-        </w:rPr>
-        <w:t xml:space="preserve">Con el kernel fijo de 3×3 del notebook base, σ deja de tener efecto a partir de σ≈2</w:t>
-      </w:r>
-      <w:r>
-        <w:t xml:space="preserve">: el porcentaje de bordes se estanca en 13.1 % (13.25 %, 13.07 %, 13.05 %, 13.05 % para σ = 2, 3, 5 y 10). Un kernel de 3×3 solo representa un gaussiano con σ ≲ 1; para σ mayor se convierte en un promedio uniforme. Por eso los valores «1, 3, 5, 10, 20» que sugiere el notebook no producen resultados distintos si no se aumenta también</w:t>
-      </w:r>
-      <w:r>
-        <w:t xml:space="preserve"> </w:t>
-      </w:r>
-      <w:r>
-        <w:rPr>
-          <w:rStyle w:val="VerbatimChar"/>
-        </w:rPr>
-        <w:t xml:space="preserve">kernel_size</w:t>
-      </w:r>
-      <w:r>
-        <w:t xml:space="preserve">.</w:t>
-      </w:r>
-    </w:p>
-    <w:p>
-      <w:pPr>
-        <w:numPr>
-          <w:ilvl w:val="0"/>
-          <w:numId w:val="1008"/>
-        </w:numPr>
-        <w:pStyle w:val="Compact"/>
-      </w:pPr>
-      <w:r>
-        <w:t xml:space="preserve">Regla práctica: el tamaño del kernel debe ser al menos 6σ+1.</w:t>
-      </w:r>
-    </w:p>
-    <w:p>
-      <w:pPr>
-        <w:pStyle w:val="FirstParagraph"/>
-      </w:pPr>
-      <w:r>
-        <w:rPr>
-          <w:bCs/>
-          <w:b/>
-        </w:rPr>
-        <w:t xml:space="preserve">2. Con y sin remoción de ruido.</w:t>
-      </w:r>
-      <w:r>
-        <w:t xml:space="preserve"> </w:t>
-      </w:r>
-      <w:r>
-        <w:t xml:space="preserve">En una imagen sintética con bordes conocidos (tolerancia de 2 px) se midió el F1 de Canny con umbrales fijos:</w:t>
+        <w:t xml:space="preserve">Efecto de σ y del tamaño del kernel.</w:t>
       </w:r>
     </w:p>
     <w:p>
@@ -14883,14 +14797,7 @@
         <w:pStyle w:val="Compact"/>
       </w:pPr>
       <w:r>
-        <w:rPr>
-          <w:bCs/>
-          <w:b/>
-        </w:rPr>
-        <w:t xml:space="preserve">Sin suavizar, el ruido arruina el resultado</w:t>
-      </w:r>
-      <w:r>
-        <w:t xml:space="preserve">: con ruido de σn=10 el F1 es 0.17 y con σn=25 es 0.13, porque la exhaustividad es 1.0 (se detectan todos los bordes reales) pero la precisión es de solo 0.07 con σn=25 (más del 90 % de lo detectado es ruido).</w:t>
+        <w:t xml:space="preserve">Al aumentar σ el suavizado previo elimina detalle fino y, con él, líneas. Con un kernel adaptado (6σ+1) el porcentaje de píxeles de borde baja de 17.9 % (σ=0.5) a 12.0 % (σ=1), 4.2 % (σ=2), 1.4 % (σ=3), 0.07 % (σ=5) y 0 % (σ=10): con σ=10 la imagen queda tan borrosa que ningún gradiente supera los umbrales.</w:t>
       </w:r>
     </w:p>
     <w:p>
@@ -14902,23 +14809,19 @@
         <w:pStyle w:val="Compact"/>
       </w:pPr>
       <w:r>
-        <w:t xml:space="preserve">Con el suavizado adecuado el F1 llega a 1.000 con σn=10 (σ=1.0), 1.000 con σn=25 (σ=1.4) y 0.993 con σn=40 (σ=2.0).</w:t>
+        <w:t xml:space="preserve">Con el kernel fijo de 3×3 del notebook base, σ deja de tener efecto a partir de σ≈2: el porcentaje de bordes se estanca en 13.1 % (13.25 %, 13.07 %, 13.05 %, 13.05 % para σ = 2, 3, 5 y 10). Un kernel de 3×3 solo representa un gaussiano con σ ≲ 1; para σ mayor se convierte en un promedio uniforme. Por eso los valores «1, 3, 5, 10, 20» que sugiere el notebook no producen resultados distintos si no se aumenta también</w:t>
       </w:r>
       <w:r>
         <w:t xml:space="preserve"> </w:t>
       </w:r>
       <w:r>
         <w:rPr>
-          <w:bCs/>
-          <w:b/>
-        </w:rPr>
-        <w:t xml:space="preserve">El σ óptimo crece con el ruido</w:t>
-      </w:r>
-      <w:r>
-        <w:t xml:space="preserve"> </w:t>
-      </w:r>
-      <w:r>
-        <w:t xml:space="preserve">(0.7–1.0 → 1.4 → 2.0).</w:t>
+          <w:rStyle w:val="VerbatimChar"/>
+        </w:rPr>
+        <w:t xml:space="preserve">kernel_size</w:t>
+      </w:r>
+      <w:r>
+        <w:t xml:space="preserve">.</w:t>
       </w:r>
     </w:p>
     <w:p>
@@ -14930,50 +14833,25 @@
         <w:pStyle w:val="Compact"/>
       </w:pPr>
       <w:r>
-        <w:t xml:space="preserve">Un suavizado excesivo también falla: con σn=25 y σ=3 la exhaustividad cae a 0.16 y con σ=5 se pierde todo. Ojo: con umbrales fijos, un σ grande reduce la magnitud del gradiente, así que en la imagen limpia con σ=3 o σ=5 el F1 es 0.000 aunque el borde sigue ahí; al suavizar más hay que bajar también los umbrales.</w:t>
+        <w:t xml:space="preserve">Regla práctica: el tamaño del kernel debe ser al menos 6σ+1.</w:t>
       </w:r>
     </w:p>
     <w:p>
       <w:pPr>
-        <w:numPr>
-          <w:ilvl w:val="0"/>
-          <w:numId w:val="1009"/>
-        </w:numPr>
-        <w:pStyle w:val="Compact"/>
-      </w:pPr>
-      <w:r>
-        <w:t xml:space="preserve">Conclusión:</w:t>
-      </w:r>
-      <w:r>
-        <w:t xml:space="preserve"> </w:t>
-      </w:r>
+        <w:pStyle w:val="FirstParagraph"/>
+      </w:pPr>
       <w:r>
         <w:rPr>
           <w:bCs/>
           <w:b/>
         </w:rPr>
-        <w:t xml:space="preserve">la remoción de ruido no es opcional</w:t>
-      </w:r>
-      <w:r>
-        <w:t xml:space="preserve">; el primer paso de Canny es necesario, y su intensidad debe ajustarse al ruido y a los umbrales.</w:t>
-      </w:r>
-    </w:p>
-    <w:p>
-      <w:pPr>
-        <w:pStyle w:val="FirstParagraph"/>
-      </w:pPr>
-      <w:r>
-        <w:rPr>
-          <w:bCs/>
-          <w:b/>
-        </w:rPr>
-        <w:t xml:space="preserve">3. Imágenes con distinta cantidad de líneas y textura</w:t>
+        <w:t xml:space="preserve">2. Con y sin remoción de ruido.</w:t>
       </w:r>
       <w:r>
         <w:t xml:space="preserve"> </w:t>
       </w:r>
       <w:r>
-        <w:t xml:space="preserve">(σ=1.4, umbrales 50/120):</w:t>
+        <w:t xml:space="preserve">En una imagen sintética con bordes conocidos (tolerancia de 2 px) se midió el F1 de Canny con umbrales fijos:</w:t>
       </w:r>
     </w:p>
     <w:p>
@@ -14985,7 +14863,7 @@
         <w:pStyle w:val="Compact"/>
       </w:pPr>
       <w:r>
-        <w:t xml:space="preserve">La escena urbana, con muchas líneas (ventanas, cables, señales), es la que tiene más bordes (7.0 % de píxeles, 327 componentes); la autopista, con pocas líneas, 4.9 % (211 componentes).</w:t>
+        <w:t xml:space="preserve">Sin suavizar, el ruido arruina el resultado: con ruido de σn=10 el F1 es 0.17 y con σn=25 es 0.13, porque la exhaustividad es 1.0 (se detectan todos los bordes reales) pero la precisión es de solo 0.07 con σn=25 (más del 90 % de lo detectado es ruido).</w:t>
       </w:r>
     </w:p>
     <w:p>
@@ -14997,20 +14875,7 @@
         <w:pStyle w:val="Compact"/>
       </w:pPr>
       <w:r>
-        <w:t xml:space="preserve">La imagen de células, de textura fina, tiene una densidad de bordes menor (3.4 %) pero</w:t>
-      </w:r>
-      <w:r>
-        <w:t xml:space="preserve"> </w:t>
-      </w:r>
-      <w:r>
-        <w:rPr>
-          <w:bCs/>
-          <w:b/>
-        </w:rPr>
-        <w:t xml:space="preserve">es la que más bordes conserva al subir σ a 3 (1.2 %)</w:t>
-      </w:r>
-      <w:r>
-        <w:t xml:space="preserve">, porque el contorno de las células es un borde amplio; en cambio, la microscopía de fondo liso cae a 0.06 %, pues sus contornos son de bajo contraste.</w:t>
+        <w:t xml:space="preserve">Con el suavizado adecuado el F1 llega a 1.000 con σn=10 (σ=1.0), 1.000 con σn=25 (σ=1.4) y 0.993 con σn=40 (σ=2.0). El σ óptimo crece con el ruido (0.7–1.0 → 1.4 → 2.0).</w:t>
       </w:r>
     </w:p>
     <w:p>
@@ -15022,25 +14887,19 @@
         <w:pStyle w:val="Compact"/>
       </w:pPr>
       <w:r>
-        <w:t xml:space="preserve">Un solo par de umbrales no sirve para todas las imágenes: las de bajo contraste requieren umbrales menores, y las texturadas, mayores para no llenarse de bordes espurios.</w:t>
+        <w:t xml:space="preserve">Un suavizado excesivo también falla: con σn=25 y σ=3 la exhaustividad cae a 0.16 y con σ=5 se pierde todo. Ojo: con umbrales fijos, un σ grande reduce la magnitud del gradiente, así que en la imagen limpia con σ=3 o σ=5 el F1 es 0.000 aunque el borde sigue ahí; al suavizar más hay que bajar también los umbrales.</w:t>
       </w:r>
     </w:p>
     <w:p>
       <w:pPr>
-        <w:pStyle w:val="FirstParagraph"/>
-      </w:pPr>
-      <w:r>
-        <w:rPr>
-          <w:bCs/>
-          <w:b/>
-        </w:rPr>
-        <w:t xml:space="preserve">4. Correcciones al notebook base</w:t>
-      </w:r>
-      <w:r>
-        <w:t xml:space="preserve"> </w:t>
-      </w:r>
-      <w:r>
-        <w:t xml:space="preserve">(afectan también al Colab actual):</w:t>
+        <w:numPr>
+          <w:ilvl w:val="0"/>
+          <w:numId w:val="1010"/>
+        </w:numPr>
+        <w:pStyle w:val="Compact"/>
+      </w:pPr>
+      <w:r>
+        <w:t xml:space="preserve">Conclusión: la remoción de ruido no es opcional; el primer paso de Canny es necesario, y su intensidad debe ajustarse al ruido y a los umbrales.</w:t>
       </w:r>
     </w:p>
     <w:p>
@@ -15052,90 +14911,137 @@
         <w:pStyle w:val="Compact"/>
       </w:pPr>
       <w:r>
-        <w:rPr>
-          <w:rStyle w:val="VerbatimChar"/>
-        </w:rPr>
-        <w:t xml:space="preserve">scipy.ndimage.filters</w:t>
-      </w:r>
-      <w:r>
-        <w:t xml:space="preserve"> </w:t>
-      </w:r>
-      <w:r>
-        <w:t xml:space="preserve">ya no existe (se usa</w:t>
-      </w:r>
-      <w:r>
-        <w:t xml:space="preserve"> </w:t>
-      </w:r>
-      <w:r>
-        <w:rPr>
-          <w:rStyle w:val="VerbatimChar"/>
-        </w:rPr>
-        <w:t xml:space="preserve">scipy.ndimage</w:t>
-      </w:r>
-      <w:r>
-        <w:t xml:space="preserve">).</w:t>
+        <w:t xml:space="preserve">Imágenes con distinta cantidad de líneas y textura (σ=1.4, umbrales 50/120):</w:t>
       </w:r>
     </w:p>
     <w:p>
       <w:pPr>
         <w:numPr>
           <w:ilvl w:val="0"/>
-          <w:numId w:val="1011"/>
+          <w:numId w:val="1012"/>
         </w:numPr>
         <w:pStyle w:val="Compact"/>
       </w:pPr>
       <w:r>
-        <w:t xml:space="preserve">La función</w:t>
-      </w:r>
-      <w:r>
-        <w:t xml:space="preserve"> </w:t>
-      </w:r>
-      <w:r>
-        <w:rPr>
-          <w:rStyle w:val="VerbatimChar"/>
-        </w:rPr>
-        <w:t xml:space="preserve">threshold</w:t>
-      </w:r>
-      <w:r>
-        <w:t xml:space="preserve"> </w:t>
-      </w:r>
-      <w:r>
-        <w:t xml:space="preserve">marca los píxeles débiles con el valor 25, pero</w:t>
-      </w:r>
-      <w:r>
-        <w:t xml:space="preserve"> </w:t>
-      </w:r>
-      <w:r>
-        <w:rPr>
-          <w:rStyle w:val="VerbatimChar"/>
-        </w:rPr>
-        <w:t xml:space="preserve">hysteresis</w:t>
-      </w:r>
-      <w:r>
-        <w:t xml:space="preserve"> </w:t>
-      </w:r>
-      <w:r>
-        <w:t xml:space="preserve">los buscaba con 75 por defecto, de modo que</w:t>
-      </w:r>
-      <w:r>
-        <w:t xml:space="preserve"> </w:t>
-      </w:r>
-      <w:r>
-        <w:rPr>
-          <w:bCs/>
-          <w:b/>
-        </w:rPr>
-        <w:t xml:space="preserve">la histéresis no promovía ningún píxel débil</w:t>
-      </w:r>
-      <w:r>
-        <w:t xml:space="preserve">; se cambió el valor por defecto a 25.</w:t>
+        <w:t xml:space="preserve">La escena urbana, con muchas líneas (ventanas, cables, señales), es la que tiene más bordes (7.0 % de píxeles, 327 componentes); la autopista, con pocas líneas, 4.9 % (211 componentes).</w:t>
       </w:r>
     </w:p>
     <w:p>
       <w:pPr>
         <w:numPr>
           <w:ilvl w:val="0"/>
-          <w:numId w:val="1011"/>
+          <w:numId w:val="1012"/>
+        </w:numPr>
+        <w:pStyle w:val="Compact"/>
+      </w:pPr>
+      <w:r>
+        <w:t xml:space="preserve">La imagen de células, de textura fina, tiene una densidad de bordes menor (3.4 %) pero es la que más bordes conserva al subir σ a 3 (1.2 %), porque el contorno de las células es un borde amplio; en cambio, la microscopía de fondo liso cae a 0.06 %, pues sus contornos son de bajo contraste.</w:t>
+      </w:r>
+    </w:p>
+    <w:p>
+      <w:pPr>
+        <w:numPr>
+          <w:ilvl w:val="0"/>
+          <w:numId w:val="1012"/>
+        </w:numPr>
+        <w:pStyle w:val="Compact"/>
+      </w:pPr>
+      <w:r>
+        <w:t xml:space="preserve">Un solo par de umbrales no sirve para todas las imágenes: las de bajo contraste requieren umbrales menores, y las texturadas, mayores para no llenarse de bordes espurios.</w:t>
+      </w:r>
+    </w:p>
+    <w:p>
+      <w:pPr>
+        <w:numPr>
+          <w:ilvl w:val="0"/>
+          <w:numId w:val="1013"/>
+        </w:numPr>
+        <w:pStyle w:val="Compact"/>
+      </w:pPr>
+      <w:r>
+        <w:t xml:space="preserve">Correcciones al notebook base (afectan también al Colab actual):</w:t>
+      </w:r>
+    </w:p>
+    <w:p>
+      <w:pPr>
+        <w:numPr>
+          <w:ilvl w:val="0"/>
+          <w:numId w:val="1014"/>
+        </w:numPr>
+        <w:pStyle w:val="Compact"/>
+      </w:pPr>
+      <w:r>
+        <w:rPr>
+          <w:rStyle w:val="VerbatimChar"/>
+        </w:rPr>
+        <w:t xml:space="preserve">scipy.ndimage.filters</w:t>
+      </w:r>
+      <w:r>
+        <w:t xml:space="preserve"> </w:t>
+      </w:r>
+      <w:r>
+        <w:t xml:space="preserve">ya no existe (se usa</w:t>
+      </w:r>
+      <w:r>
+        <w:t xml:space="preserve"> </w:t>
+      </w:r>
+      <w:r>
+        <w:rPr>
+          <w:rStyle w:val="VerbatimChar"/>
+        </w:rPr>
+        <w:t xml:space="preserve">scipy.ndimage</w:t>
+      </w:r>
+      <w:r>
+        <w:t xml:space="preserve">).</w:t>
+      </w:r>
+    </w:p>
+    <w:p>
+      <w:pPr>
+        <w:numPr>
+          <w:ilvl w:val="0"/>
+          <w:numId w:val="1014"/>
+        </w:numPr>
+        <w:pStyle w:val="Compact"/>
+      </w:pPr>
+      <w:r>
+        <w:t xml:space="preserve">La función</w:t>
+      </w:r>
+      <w:r>
+        <w:t xml:space="preserve"> </w:t>
+      </w:r>
+      <w:r>
+        <w:rPr>
+          <w:rStyle w:val="VerbatimChar"/>
+        </w:rPr>
+        <w:t xml:space="preserve">threshold</w:t>
+      </w:r>
+      <w:r>
+        <w:t xml:space="preserve"> </w:t>
+      </w:r>
+      <w:r>
+        <w:t xml:space="preserve">marca los píxeles débiles con el valor 25, pero</w:t>
+      </w:r>
+      <w:r>
+        <w:t xml:space="preserve"> </w:t>
+      </w:r>
+      <w:r>
+        <w:rPr>
+          <w:rStyle w:val="VerbatimChar"/>
+        </w:rPr>
+        <w:t xml:space="preserve">hysteresis</w:t>
+      </w:r>
+      <w:r>
+        <w:t xml:space="preserve"> </w:t>
+      </w:r>
+      <w:r>
+        <w:t xml:space="preserve">los buscaba con 75 por defecto, de modo que la histéresis no promovía ningún píxel débil; se cambió el valor por defecto a 25.</w:t>
+      </w:r>
+    </w:p>
+    <w:p>
+      <w:pPr>
+        <w:numPr>
+          <w:ilvl w:val="0"/>
+          <w:numId w:val="1014"/>
         </w:numPr>
         <w:pStyle w:val="Compact"/>
       </w:pPr>
@@ -15208,7 +15114,7 @@
       <w:pPr>
         <w:numPr>
           <w:ilvl w:val="0"/>
-          <w:numId w:val="1012"/>
+          <w:numId w:val="1015"/>
         </w:numPr>
         <w:pStyle w:val="Compact"/>
       </w:pPr>
@@ -15244,7 +15150,7 @@
       <w:pPr>
         <w:numPr>
           <w:ilvl w:val="0"/>
-          <w:numId w:val="1012"/>
+          <w:numId w:val="1015"/>
         </w:numPr>
         <w:pStyle w:val="Compact"/>
       </w:pPr>
@@ -15272,7 +15178,7 @@
       <w:pPr>
         <w:numPr>
           <w:ilvl w:val="0"/>
-          <w:numId w:val="1012"/>
+          <w:numId w:val="1015"/>
         </w:numPr>
         <w:pStyle w:val="Compact"/>
       </w:pPr>
@@ -15300,7 +15206,7 @@
       <w:pPr>
         <w:numPr>
           <w:ilvl w:val="0"/>
-          <w:numId w:val="1012"/>
+          <w:numId w:val="1015"/>
         </w:numPr>
         <w:pStyle w:val="Compact"/>
       </w:pPr>
@@ -15325,7 +15231,7 @@
       <w:pPr>
         <w:numPr>
           <w:ilvl w:val="0"/>
-          <w:numId w:val="1012"/>
+          <w:numId w:val="1015"/>
         </w:numPr>
         <w:pStyle w:val="Compact"/>
       </w:pPr>
@@ -15349,6 +15255,24 @@
       </w:r>
     </w:p>
     <w:bookmarkEnd w:id="51"/>
+    <w:bookmarkStart w:id="52" w:name="declaración-y-uso-de-ia"/>
+    <w:p>
+      <w:pPr>
+        <w:pStyle w:val="Heading2"/>
+      </w:pPr>
+      <w:r>
+        <w:t xml:space="preserve">Declaración y uso de IA</w:t>
+      </w:r>
+    </w:p>
+    <w:p>
+      <w:pPr>
+        <w:pStyle w:val="FirstParagraph"/>
+      </w:pPr>
+      <w:r>
+        <w:t xml:space="preserve">Para la elaboración de este trabajo se utilizó Claude Opus, de Anthropic, como herramienta de apoyo en el desarrollo y la revisión del código, así como en la redacción del documento final. Su uso fue complementario y no sustituyó el criterio académico de los autores. El análisis, la interpretación de los resultados y la formulación de las conclusiones corresponden a los autores, quienes asumen la responsabilidad íntegra sobre la revisión, la exactitud y la integridad académica del contenido final.</w:t>
+      </w:r>
+    </w:p>
+    <w:bookmarkEnd w:id="52"/>
     <w:sectPr>
       <w:pgSz w:h="16838" w:w="11906"/>
       <w:pgMar w:bottom="964" w:footer="567" w:gutter="0" w:header="567" w:left="907" w:right="907" w:top="964"/>
@@ -15779,7 +15703,34 @@
     </w:lvlOverride>
   </w:num>
   <w:num w:numId="1008">
-    <w:abstractNumId w:val="991"/>
+    <w:abstractNumId w:val="99201"/>
+    <w:lvlOverride w:ilvl="0">
+      <w:startOverride w:val="1"/>
+    </w:lvlOverride>
+    <w:lvlOverride w:ilvl="1">
+      <w:startOverride w:val="1"/>
+    </w:lvlOverride>
+    <w:lvlOverride w:ilvl="2">
+      <w:startOverride w:val="1"/>
+    </w:lvlOverride>
+    <w:lvlOverride w:ilvl="3">
+      <w:startOverride w:val="1"/>
+    </w:lvlOverride>
+    <w:lvlOverride w:ilvl="4">
+      <w:startOverride w:val="1"/>
+    </w:lvlOverride>
+    <w:lvlOverride w:ilvl="5">
+      <w:startOverride w:val="1"/>
+    </w:lvlOverride>
+    <w:lvlOverride w:ilvl="6">
+      <w:startOverride w:val="1"/>
+    </w:lvlOverride>
+    <w:lvlOverride w:ilvl="7">
+      <w:startOverride w:val="1"/>
+    </w:lvlOverride>
+    <w:lvlOverride w:ilvl="8">
+      <w:startOverride w:val="1"/>
+    </w:lvlOverride>
   </w:num>
   <w:num w:numId="1009">
     <w:abstractNumId w:val="991"/>
@@ -15788,9 +15739,72 @@
     <w:abstractNumId w:val="991"/>
   </w:num>
   <w:num w:numId="1011">
+    <w:abstractNumId w:val="99201"/>
+    <w:lvlOverride w:ilvl="0">
+      <w:startOverride w:val="1"/>
+    </w:lvlOverride>
+    <w:lvlOverride w:ilvl="1">
+      <w:startOverride w:val="1"/>
+    </w:lvlOverride>
+    <w:lvlOverride w:ilvl="2">
+      <w:startOverride w:val="1"/>
+    </w:lvlOverride>
+    <w:lvlOverride w:ilvl="3">
+      <w:startOverride w:val="1"/>
+    </w:lvlOverride>
+    <w:lvlOverride w:ilvl="4">
+      <w:startOverride w:val="1"/>
+    </w:lvlOverride>
+    <w:lvlOverride w:ilvl="5">
+      <w:startOverride w:val="1"/>
+    </w:lvlOverride>
+    <w:lvlOverride w:ilvl="6">
+      <w:startOverride w:val="1"/>
+    </w:lvlOverride>
+    <w:lvlOverride w:ilvl="7">
+      <w:startOverride w:val="1"/>
+    </w:lvlOverride>
+    <w:lvlOverride w:ilvl="8">
+      <w:startOverride w:val="1"/>
+    </w:lvlOverride>
+  </w:num>
+  <w:num w:numId="1012">
     <w:abstractNumId w:val="991"/>
   </w:num>
-  <w:num w:numId="1012">
+  <w:num w:numId="1013">
+    <w:abstractNumId w:val="99201"/>
+    <w:lvlOverride w:ilvl="0">
+      <w:startOverride w:val="1"/>
+    </w:lvlOverride>
+    <w:lvlOverride w:ilvl="1">
+      <w:startOverride w:val="1"/>
+    </w:lvlOverride>
+    <w:lvlOverride w:ilvl="2">
+      <w:startOverride w:val="1"/>
+    </w:lvlOverride>
+    <w:lvlOverride w:ilvl="3">
+      <w:startOverride w:val="1"/>
+    </w:lvlOverride>
+    <w:lvlOverride w:ilvl="4">
+      <w:startOverride w:val="1"/>
+    </w:lvlOverride>
+    <w:lvlOverride w:ilvl="5">
+      <w:startOverride w:val="1"/>
+    </w:lvlOverride>
+    <w:lvlOverride w:ilvl="6">
+      <w:startOverride w:val="1"/>
+    </w:lvlOverride>
+    <w:lvlOverride w:ilvl="7">
+      <w:startOverride w:val="1"/>
+    </w:lvlOverride>
+    <w:lvlOverride w:ilvl="8">
+      <w:startOverride w:val="1"/>
+    </w:lvlOverride>
+  </w:num>
+  <w:num w:numId="1014">
+    <w:abstractNumId w:val="991"/>
+  </w:num>
+  <w:num w:numId="1015">
     <w:abstractNumId w:val="991"/>
   </w:num>
 </w:numbering>

--- a/actividades/12-practica-6-canny/Practica6_Canny.docx
+++ b/actividades/12-practica-6-canny/Practica6_Canny.docx
@@ -15886,7 +15886,7 @@
       <w:rFonts w:ascii="Calibri" w:asciiTheme="majorHAnsi" w:cstheme="majorBidi" w:eastAsiaTheme="majorEastAsia" w:hAnsi="Calibri" w:hAnsiTheme="majorHAnsi"/>
       <w:b/>
       <w:bCs/>
-      <w:color w:val="0B3D91"/>
+      <w:color w:val="000000"/>
       <w:sz w:val="44"/>
       <w:szCs w:val="36"/>
     </w:rPr>
@@ -15905,7 +15905,7 @@
     <w:rPr>
       <w:rFonts w:ascii="Calibri" w:hAnsi="Calibri"/>
       <w:b w:val="0"/>
-      <w:color w:val="333333"/>
+      <w:color w:val="000000"/>
       <w:sz w:val="26"/>
       <w:szCs w:val="30"/>
     </w:rPr>
@@ -15969,7 +15969,7 @@
       <w:rFonts w:ascii="Calibri" w:asciiTheme="majorHAnsi" w:cstheme="majorBidi" w:eastAsiaTheme="majorEastAsia" w:hAnsi="Calibri" w:hAnsiTheme="majorHAnsi"/>
       <w:b/>
       <w:bCs/>
-      <w:color w:val="0B3D91"/>
+      <w:color w:val="000000"/>
       <w:sz w:val="36"/>
       <w:szCs w:val="32"/>
     </w:rPr>
@@ -15991,7 +15991,7 @@
       <w:rFonts w:ascii="Calibri" w:asciiTheme="majorHAnsi" w:cstheme="majorBidi" w:eastAsiaTheme="majorEastAsia" w:hAnsi="Calibri" w:hAnsiTheme="majorHAnsi"/>
       <w:b/>
       <w:bCs/>
-      <w:color w:val="0B3D91"/>
+      <w:color w:val="000000"/>
       <w:sz w:val="28"/>
       <w:szCs w:val="28"/>
     </w:rPr>
@@ -16013,7 +16013,7 @@
       <w:rFonts w:ascii="Calibri" w:asciiTheme="majorHAnsi" w:cstheme="majorBidi" w:eastAsiaTheme="majorEastAsia" w:hAnsi="Calibri" w:hAnsiTheme="majorHAnsi"/>
       <w:b/>
       <w:bCs/>
-      <w:color w:val="0B3D91"/>
+      <w:color w:val="000000"/>
       <w:sz w:val="23"/>
       <w:szCs w:val="24"/>
     </w:rPr>
@@ -16036,7 +16036,7 @@
       <w:i/>
       <w:b/>
       <w:bCs/>
-      <w:color w:val="0B3D91"/>
+      <w:color w:val="000000"/>
       <w:sz w:val="21"/>
       <w:szCs w:val="24"/>
     </w:rPr>

--- a/actividades/12-practica-6-canny/Practica6_Canny.docx
+++ b/actividades/12-practica-6-canny/Practica6_Canny.docx
@@ -9263,13 +9263,13 @@
         <w:pStyle w:val="FirstParagraph"/>
       </w:pPr>
     </w:p>
-    <w:bookmarkStart w:id="43" w:name="X79d203718a4c060604b34690950c99c721df954"/>
+    <w:bookmarkStart w:id="43" w:name="modificar-σ-y-el-tamaño-del-kernel"/>
     <w:p>
       <w:pPr>
         <w:pStyle w:val="Heading2"/>
       </w:pPr>
       <w:r>
-        <w:t xml:space="preserve">1. Modificar σ y el tamaño del kernel</w:t>
+        <w:t xml:space="preserve">Modificar σ y el tamaño del kernel</w:t>
       </w:r>
     </w:p>
     <w:p>
@@ -10717,13 +10717,13 @@
         <w:pStyle w:val="FirstParagraph"/>
       </w:pPr>
     </w:p>
-    <w:bookmarkStart w:id="45" w:name="Xba7852f2e84a1803dd63e344f6e44ab5eb68450"/>
+    <w:bookmarkStart w:id="45" w:name="canny-con-y-sin-remoción-de-ruido"/>
     <w:p>
       <w:pPr>
         <w:pStyle w:val="Heading2"/>
       </w:pPr>
       <w:r>
-        <w:t xml:space="preserve">2. Canny con y sin remoción de ruido</w:t>
+        <w:t xml:space="preserve">Canny con y sin remoción de ruido</w:t>
       </w:r>
     </w:p>
     <w:p>
@@ -13541,13 +13541,13 @@
         <w:pStyle w:val="BodyText"/>
       </w:pPr>
     </w:p>
-    <w:bookmarkStart w:id="47" w:name="Xc44b2f869e571586a40179eb9a7847f19b11eee"/>
+    <w:bookmarkStart w:id="47" w:name="X98dffdb2623a240e206dd9316b0d7afb85594f8"/>
     <w:p>
       <w:pPr>
         <w:pStyle w:val="Heading2"/>
       </w:pPr>
       <w:r>
-        <w:t xml:space="preserve">3. Imágenes con distinta cantidad de líneas y textura</w:t>
+        <w:t xml:space="preserve">Imágenes con distinta cantidad de líneas y textura</w:t>
       </w:r>
     </w:p>
     <w:p>
@@ -14767,13 +14767,25 @@
         <w:pStyle w:val="BodyText"/>
       </w:pPr>
     </w:p>
-    <w:bookmarkStart w:id="49" w:name="X0a4db65c1ced43042db63c2077f8894b87cfe04"/>
+    <w:bookmarkStart w:id="49" w:name="hallazgos"/>
     <w:p>
       <w:pPr>
         <w:pStyle w:val="Heading2"/>
       </w:pPr>
       <w:r>
-        <w:t xml:space="preserve">4. Hallazgos</w:t>
+        <w:t xml:space="preserve">Hallazgos</w:t>
+      </w:r>
+    </w:p>
+    <w:p>
+      <w:pPr>
+        <w:pStyle w:val="FirstParagraph"/>
+      </w:pPr>
+      <w:r>
+        <w:rPr>
+          <w:bCs/>
+          <w:b/>
+        </w:rPr>
+        <w:t xml:space="preserve">Efecto de σ y del tamaño del kernel.</w:t>
       </w:r>
     </w:p>
     <w:p>
@@ -14785,7 +14797,61 @@
         <w:pStyle w:val="Compact"/>
       </w:pPr>
       <w:r>
-        <w:t xml:space="preserve">Efecto de σ y del tamaño del kernel.</w:t>
+        <w:t xml:space="preserve">Al aumentar σ el suavizado previo elimina detalle fino y, con él, líneas. Con un kernel adaptado (6σ+1) el porcentaje de píxeles de borde baja de 17.9 % (σ=0.5) a 12.0 % (σ=1), 4.2 % (σ=2), 1.4 % (σ=3), 0.07 % (σ=5) y 0 % (σ=10): con σ=10 la imagen queda tan borrosa que ningún gradiente supera los umbrales.</w:t>
+      </w:r>
+    </w:p>
+    <w:p>
+      <w:pPr>
+        <w:numPr>
+          <w:ilvl w:val="0"/>
+          <w:numId w:val="1008"/>
+        </w:numPr>
+        <w:pStyle w:val="Compact"/>
+      </w:pPr>
+      <w:r>
+        <w:t xml:space="preserve">Con el kernel fijo de 3×3 del notebook base, σ deja de tener efecto a partir de σ≈2: el porcentaje de bordes se estanca en 13.1 % (13.25 %, 13.07 %, 13.05 %, 13.05 % para σ = 2, 3, 5 y 10). Un kernel de 3×3 solo representa un gaussiano con σ ≲ 1; para σ mayor se convierte en un promedio uniforme. Por eso los valores «1, 3, 5, 10, 20» que sugiere el notebook no producen resultados distintos si no se aumenta también</w:t>
+      </w:r>
+      <w:r>
+        <w:t xml:space="preserve"> </w:t>
+      </w:r>
+      <w:r>
+        <w:rPr>
+          <w:rStyle w:val="VerbatimChar"/>
+        </w:rPr>
+        <w:t xml:space="preserve">kernel_size</w:t>
+      </w:r>
+      <w:r>
+        <w:t xml:space="preserve">.</w:t>
+      </w:r>
+    </w:p>
+    <w:p>
+      <w:pPr>
+        <w:numPr>
+          <w:ilvl w:val="0"/>
+          <w:numId w:val="1008"/>
+        </w:numPr>
+        <w:pStyle w:val="Compact"/>
+      </w:pPr>
+      <w:r>
+        <w:t xml:space="preserve">Regla práctica: el tamaño del kernel debe ser al menos 6σ+1.</w:t>
+      </w:r>
+    </w:p>
+    <w:p>
+      <w:pPr>
+        <w:pStyle w:val="FirstParagraph"/>
+      </w:pPr>
+      <w:r>
+        <w:rPr>
+          <w:bCs/>
+          <w:b/>
+        </w:rPr>
+        <w:t xml:space="preserve">Con y sin remoción de ruido.</w:t>
+      </w:r>
+      <w:r>
+        <w:t xml:space="preserve"> </w:t>
+      </w:r>
+      <w:r>
+        <w:t xml:space="preserve">En una imagen sintética con bordes conocidos (tolerancia de 2 px) se midió el F1 de Canny con umbrales fijos:</w:t>
       </w:r>
     </w:p>
     <w:p>
@@ -14797,7 +14863,7 @@
         <w:pStyle w:val="Compact"/>
       </w:pPr>
       <w:r>
-        <w:t xml:space="preserve">Al aumentar σ el suavizado previo elimina detalle fino y, con él, líneas. Con un kernel adaptado (6σ+1) el porcentaje de píxeles de borde baja de 17.9 % (σ=0.5) a 12.0 % (σ=1), 4.2 % (σ=2), 1.4 % (σ=3), 0.07 % (σ=5) y 0 % (σ=10): con σ=10 la imagen queda tan borrosa que ningún gradiente supera los umbrales.</w:t>
+        <w:t xml:space="preserve">Sin suavizar, el ruido arruina el resultado: con ruido de σn=10 el F1 es 0.17 y con σn=25 es 0.13, porque la exhaustividad es 1.0 (se detectan todos los bordes reales) pero la precisión es de solo 0.07 con σn=25 (más del 90 % de lo detectado es ruido).</w:t>
       </w:r>
     </w:p>
     <w:p>
@@ -14809,19 +14875,7 @@
         <w:pStyle w:val="Compact"/>
       </w:pPr>
       <w:r>
-        <w:t xml:space="preserve">Con el kernel fijo de 3×3 del notebook base, σ deja de tener efecto a partir de σ≈2: el porcentaje de bordes se estanca en 13.1 % (13.25 %, 13.07 %, 13.05 %, 13.05 % para σ = 2, 3, 5 y 10). Un kernel de 3×3 solo representa un gaussiano con σ ≲ 1; para σ mayor se convierte en un promedio uniforme. Por eso los valores «1, 3, 5, 10, 20» que sugiere el notebook no producen resultados distintos si no se aumenta también</w:t>
-      </w:r>
-      <w:r>
-        <w:t xml:space="preserve"> </w:t>
-      </w:r>
-      <w:r>
-        <w:rPr>
-          <w:rStyle w:val="VerbatimChar"/>
-        </w:rPr>
-        <w:t xml:space="preserve">kernel_size</w:t>
-      </w:r>
-      <w:r>
-        <w:t xml:space="preserve">.</w:t>
+        <w:t xml:space="preserve">Con el suavizado adecuado el F1 llega a 1.000 con σn=10 (σ=1.0), 1.000 con σn=25 (σ=1.4) y 0.993 con σn=40 (σ=2.0). El σ óptimo crece con el ruido (0.7–1.0 → 1.4 → 2.0).</w:t>
       </w:r>
     </w:p>
     <w:p>
@@ -14833,11 +14887,23 @@
         <w:pStyle w:val="Compact"/>
       </w:pPr>
       <w:r>
-        <w:t xml:space="preserve">Regla práctica: el tamaño del kernel debe ser al menos 6σ+1.</w:t>
+        <w:t xml:space="preserve">Un suavizado excesivo también falla: con σn=25 y σ=3 la exhaustividad cae a 0.16 y con σ=5 se pierde todo. Ojo: con umbrales fijos, un σ grande reduce la magnitud del gradiente, así que en la imagen limpia con σ=3 o σ=5 el F1 es 0.000 aunque el borde sigue ahí; al suavizar más hay que bajar también los umbrales.</w:t>
       </w:r>
     </w:p>
     <w:p>
       <w:pPr>
+        <w:numPr>
+          <w:ilvl w:val="0"/>
+          <w:numId w:val="1009"/>
+        </w:numPr>
+        <w:pStyle w:val="Compact"/>
+      </w:pPr>
+      <w:r>
+        <w:t xml:space="preserve">Conclusión: la remoción de ruido no es opcional; el primer paso de Canny es necesario, y su intensidad debe ajustarse al ruido y a los umbrales.</w:t>
+      </w:r>
+    </w:p>
+    <w:p>
+      <w:pPr>
         <w:pStyle w:val="FirstParagraph"/>
       </w:pPr>
       <w:r>
@@ -14845,13 +14911,13 @@
           <w:bCs/>
           <w:b/>
         </w:rPr>
-        <w:t xml:space="preserve">2. Con y sin remoción de ruido.</w:t>
+        <w:t xml:space="preserve">Imágenes con distinta cantidad de líneas y textura.</w:t>
       </w:r>
       <w:r>
         <w:t xml:space="preserve"> </w:t>
       </w:r>
       <w:r>
-        <w:t xml:space="preserve">En una imagen sintética con bordes conocidos (tolerancia de 2 px) se midió el F1 de Canny con umbrales fijos:</w:t>
+        <w:t xml:space="preserve">Con σ=1.4 y umbrales 50/120:</w:t>
       </w:r>
     </w:p>
     <w:p>
@@ -14863,7 +14929,7 @@
         <w:pStyle w:val="Compact"/>
       </w:pPr>
       <w:r>
-        <w:t xml:space="preserve">Sin suavizar, el ruido arruina el resultado: con ruido de σn=10 el F1 es 0.17 y con σn=25 es 0.13, porque la exhaustividad es 1.0 (se detectan todos los bordes reales) pero la precisión es de solo 0.07 con σn=25 (más del 90 % de lo detectado es ruido).</w:t>
+        <w:t xml:space="preserve">La escena urbana, con muchas líneas (ventanas, cables, señales), es la que tiene más bordes (7.0 % de píxeles, 327 componentes); la autopista, con pocas líneas, 4.9 % (211 componentes).</w:t>
       </w:r>
     </w:p>
     <w:p>
@@ -14875,7 +14941,7 @@
         <w:pStyle w:val="Compact"/>
       </w:pPr>
       <w:r>
-        <w:t xml:space="preserve">Con el suavizado adecuado el F1 llega a 1.000 con σn=10 (σ=1.0), 1.000 con σn=25 (σ=1.4) y 0.993 con σn=40 (σ=2.0). El σ óptimo crece con el ruido (0.7–1.0 → 1.4 → 2.0).</w:t>
+        <w:t xml:space="preserve">La imagen de células, de textura fina, tiene una densidad de bordes menor (3.4 %) pero es la que más bordes conserva al subir σ a 3 (1.2 %), porque el contorno de las células es un borde amplio; en cambio, la microscopía de fondo liso cae a 0.06 %, pues sus contornos son de bajo contraste.</w:t>
       </w:r>
     </w:p>
     <w:p>
@@ -14887,19 +14953,25 @@
         <w:pStyle w:val="Compact"/>
       </w:pPr>
       <w:r>
-        <w:t xml:space="preserve">Un suavizado excesivo también falla: con σn=25 y σ=3 la exhaustividad cae a 0.16 y con σ=5 se pierde todo. Ojo: con umbrales fijos, un σ grande reduce la magnitud del gradiente, así que en la imagen limpia con σ=3 o σ=5 el F1 es 0.000 aunque el borde sigue ahí; al suavizar más hay que bajar también los umbrales.</w:t>
+        <w:t xml:space="preserve">Un solo par de umbrales no sirve para todas las imágenes: las de bajo contraste requieren umbrales menores, y las texturadas, mayores para no llenarse de bordes espurios.</w:t>
       </w:r>
     </w:p>
     <w:p>
       <w:pPr>
-        <w:numPr>
-          <w:ilvl w:val="0"/>
-          <w:numId w:val="1010"/>
-        </w:numPr>
-        <w:pStyle w:val="Compact"/>
-      </w:pPr>
-      <w:r>
-        <w:t xml:space="preserve">Conclusión: la remoción de ruido no es opcional; el primer paso de Canny es necesario, y su intensidad debe ajustarse al ruido y a los umbrales.</w:t>
+        <w:pStyle w:val="FirstParagraph"/>
+      </w:pPr>
+      <w:r>
+        <w:rPr>
+          <w:bCs/>
+          <w:b/>
+        </w:rPr>
+        <w:t xml:space="preserve">Correcciones al notebook base.</w:t>
+      </w:r>
+      <w:r>
+        <w:t xml:space="preserve"> </w:t>
+      </w:r>
+      <w:r>
+        <w:t xml:space="preserve">Afectan también al Colab actual:</w:t>
       </w:r>
     </w:p>
     <w:p>
@@ -14911,137 +14983,77 @@
         <w:pStyle w:val="Compact"/>
       </w:pPr>
       <w:r>
-        <w:t xml:space="preserve">Imágenes con distinta cantidad de líneas y textura (σ=1.4, umbrales 50/120):</w:t>
+        <w:rPr>
+          <w:rStyle w:val="VerbatimChar"/>
+        </w:rPr>
+        <w:t xml:space="preserve">scipy.ndimage.filters</w:t>
+      </w:r>
+      <w:r>
+        <w:t xml:space="preserve"> </w:t>
+      </w:r>
+      <w:r>
+        <w:t xml:space="preserve">ya no existe (se usa</w:t>
+      </w:r>
+      <w:r>
+        <w:t xml:space="preserve"> </w:t>
+      </w:r>
+      <w:r>
+        <w:rPr>
+          <w:rStyle w:val="VerbatimChar"/>
+        </w:rPr>
+        <w:t xml:space="preserve">scipy.ndimage</w:t>
+      </w:r>
+      <w:r>
+        <w:t xml:space="preserve">).</w:t>
       </w:r>
     </w:p>
     <w:p>
       <w:pPr>
         <w:numPr>
           <w:ilvl w:val="0"/>
-          <w:numId w:val="1012"/>
+          <w:numId w:val="1011"/>
         </w:numPr>
         <w:pStyle w:val="Compact"/>
       </w:pPr>
       <w:r>
-        <w:t xml:space="preserve">La escena urbana, con muchas líneas (ventanas, cables, señales), es la que tiene más bordes (7.0 % de píxeles, 327 componentes); la autopista, con pocas líneas, 4.9 % (211 componentes).</w:t>
+        <w:t xml:space="preserve">La función</w:t>
+      </w:r>
+      <w:r>
+        <w:t xml:space="preserve"> </w:t>
+      </w:r>
+      <w:r>
+        <w:rPr>
+          <w:rStyle w:val="VerbatimChar"/>
+        </w:rPr>
+        <w:t xml:space="preserve">threshold</w:t>
+      </w:r>
+      <w:r>
+        <w:t xml:space="preserve"> </w:t>
+      </w:r>
+      <w:r>
+        <w:t xml:space="preserve">marca los píxeles débiles con el valor 25, pero</w:t>
+      </w:r>
+      <w:r>
+        <w:t xml:space="preserve"> </w:t>
+      </w:r>
+      <w:r>
+        <w:rPr>
+          <w:rStyle w:val="VerbatimChar"/>
+        </w:rPr>
+        <w:t xml:space="preserve">hysteresis</w:t>
+      </w:r>
+      <w:r>
+        <w:t xml:space="preserve"> </w:t>
+      </w:r>
+      <w:r>
+        <w:t xml:space="preserve">los buscaba con 75 por defecto, de modo que la histéresis no promovía ningún píxel débil; se cambió el valor por defecto a 25.</w:t>
       </w:r>
     </w:p>
     <w:p>
       <w:pPr>
         <w:numPr>
           <w:ilvl w:val="0"/>
-          <w:numId w:val="1012"/>
-        </w:numPr>
-        <w:pStyle w:val="Compact"/>
-      </w:pPr>
-      <w:r>
-        <w:t xml:space="preserve">La imagen de células, de textura fina, tiene una densidad de bordes menor (3.4 %) pero es la que más bordes conserva al subir σ a 3 (1.2 %), porque el contorno de las células es un borde amplio; en cambio, la microscopía de fondo liso cae a 0.06 %, pues sus contornos son de bajo contraste.</w:t>
-      </w:r>
-    </w:p>
-    <w:p>
-      <w:pPr>
-        <w:numPr>
-          <w:ilvl w:val="0"/>
-          <w:numId w:val="1012"/>
-        </w:numPr>
-        <w:pStyle w:val="Compact"/>
-      </w:pPr>
-      <w:r>
-        <w:t xml:space="preserve">Un solo par de umbrales no sirve para todas las imágenes: las de bajo contraste requieren umbrales menores, y las texturadas, mayores para no llenarse de bordes espurios.</w:t>
-      </w:r>
-    </w:p>
-    <w:p>
-      <w:pPr>
-        <w:numPr>
-          <w:ilvl w:val="0"/>
-          <w:numId w:val="1013"/>
-        </w:numPr>
-        <w:pStyle w:val="Compact"/>
-      </w:pPr>
-      <w:r>
-        <w:t xml:space="preserve">Correcciones al notebook base (afectan también al Colab actual):</w:t>
-      </w:r>
-    </w:p>
-    <w:p>
-      <w:pPr>
-        <w:numPr>
-          <w:ilvl w:val="0"/>
-          <w:numId w:val="1014"/>
-        </w:numPr>
-        <w:pStyle w:val="Compact"/>
-      </w:pPr>
-      <w:r>
-        <w:rPr>
-          <w:rStyle w:val="VerbatimChar"/>
-        </w:rPr>
-        <w:t xml:space="preserve">scipy.ndimage.filters</w:t>
-      </w:r>
-      <w:r>
-        <w:t xml:space="preserve"> </w:t>
-      </w:r>
-      <w:r>
-        <w:t xml:space="preserve">ya no existe (se usa</w:t>
-      </w:r>
-      <w:r>
-        <w:t xml:space="preserve"> </w:t>
-      </w:r>
-      <w:r>
-        <w:rPr>
-          <w:rStyle w:val="VerbatimChar"/>
-        </w:rPr>
-        <w:t xml:space="preserve">scipy.ndimage</w:t>
-      </w:r>
-      <w:r>
-        <w:t xml:space="preserve">).</w:t>
-      </w:r>
-    </w:p>
-    <w:p>
-      <w:pPr>
-        <w:numPr>
-          <w:ilvl w:val="0"/>
-          <w:numId w:val="1014"/>
-        </w:numPr>
-        <w:pStyle w:val="Compact"/>
-      </w:pPr>
-      <w:r>
-        <w:t xml:space="preserve">La función</w:t>
-      </w:r>
-      <w:r>
-        <w:t xml:space="preserve"> </w:t>
-      </w:r>
-      <w:r>
-        <w:rPr>
-          <w:rStyle w:val="VerbatimChar"/>
-        </w:rPr>
-        <w:t xml:space="preserve">threshold</w:t>
-      </w:r>
-      <w:r>
-        <w:t xml:space="preserve"> </w:t>
-      </w:r>
-      <w:r>
-        <w:t xml:space="preserve">marca los píxeles débiles con el valor 25, pero</w:t>
-      </w:r>
-      <w:r>
-        <w:t xml:space="preserve"> </w:t>
-      </w:r>
-      <w:r>
-        <w:rPr>
-          <w:rStyle w:val="VerbatimChar"/>
-        </w:rPr>
-        <w:t xml:space="preserve">hysteresis</w:t>
-      </w:r>
-      <w:r>
-        <w:t xml:space="preserve"> </w:t>
-      </w:r>
-      <w:r>
-        <w:t xml:space="preserve">los buscaba con 75 por defecto, de modo que la histéresis no promovía ningún píxel débil; se cambió el valor por defecto a 25.</w:t>
-      </w:r>
-    </w:p>
-    <w:p>
-      <w:pPr>
-        <w:numPr>
-          <w:ilvl w:val="0"/>
-          <w:numId w:val="1014"/>
+          <w:numId w:val="1011"/>
         </w:numPr>
         <w:pStyle w:val="Compact"/>
       </w:pPr>
@@ -15114,7 +15126,7 @@
       <w:pPr>
         <w:numPr>
           <w:ilvl w:val="0"/>
-          <w:numId w:val="1015"/>
+          <w:numId w:val="1012"/>
         </w:numPr>
         <w:pStyle w:val="Compact"/>
       </w:pPr>
@@ -15150,7 +15162,7 @@
       <w:pPr>
         <w:numPr>
           <w:ilvl w:val="0"/>
-          <w:numId w:val="1015"/>
+          <w:numId w:val="1012"/>
         </w:numPr>
         <w:pStyle w:val="Compact"/>
       </w:pPr>
@@ -15178,7 +15190,7 @@
       <w:pPr>
         <w:numPr>
           <w:ilvl w:val="0"/>
-          <w:numId w:val="1015"/>
+          <w:numId w:val="1012"/>
         </w:numPr>
         <w:pStyle w:val="Compact"/>
       </w:pPr>
@@ -15206,7 +15218,7 @@
       <w:pPr>
         <w:numPr>
           <w:ilvl w:val="0"/>
-          <w:numId w:val="1015"/>
+          <w:numId w:val="1012"/>
         </w:numPr>
         <w:pStyle w:val="Compact"/>
       </w:pPr>
@@ -15231,7 +15243,7 @@
       <w:pPr>
         <w:numPr>
           <w:ilvl w:val="0"/>
-          <w:numId w:val="1015"/>
+          <w:numId w:val="1012"/>
         </w:numPr>
         <w:pStyle w:val="Compact"/>
       </w:pPr>
@@ -15703,34 +15715,7 @@
     </w:lvlOverride>
   </w:num>
   <w:num w:numId="1008">
-    <w:abstractNumId w:val="99201"/>
-    <w:lvlOverride w:ilvl="0">
-      <w:startOverride w:val="1"/>
-    </w:lvlOverride>
-    <w:lvlOverride w:ilvl="1">
-      <w:startOverride w:val="1"/>
-    </w:lvlOverride>
-    <w:lvlOverride w:ilvl="2">
-      <w:startOverride w:val="1"/>
-    </w:lvlOverride>
-    <w:lvlOverride w:ilvl="3">
-      <w:startOverride w:val="1"/>
-    </w:lvlOverride>
-    <w:lvlOverride w:ilvl="4">
-      <w:startOverride w:val="1"/>
-    </w:lvlOverride>
-    <w:lvlOverride w:ilvl="5">
-      <w:startOverride w:val="1"/>
-    </w:lvlOverride>
-    <w:lvlOverride w:ilvl="6">
-      <w:startOverride w:val="1"/>
-    </w:lvlOverride>
-    <w:lvlOverride w:ilvl="7">
-      <w:startOverride w:val="1"/>
-    </w:lvlOverride>
-    <w:lvlOverride w:ilvl="8">
-      <w:startOverride w:val="1"/>
-    </w:lvlOverride>
+    <w:abstractNumId w:val="991"/>
   </w:num>
   <w:num w:numId="1009">
     <w:abstractNumId w:val="991"/>
@@ -15739,72 +15724,9 @@
     <w:abstractNumId w:val="991"/>
   </w:num>
   <w:num w:numId="1011">
-    <w:abstractNumId w:val="99201"/>
-    <w:lvlOverride w:ilvl="0">
-      <w:startOverride w:val="1"/>
-    </w:lvlOverride>
-    <w:lvlOverride w:ilvl="1">
-      <w:startOverride w:val="1"/>
-    </w:lvlOverride>
-    <w:lvlOverride w:ilvl="2">
-      <w:startOverride w:val="1"/>
-    </w:lvlOverride>
-    <w:lvlOverride w:ilvl="3">
-      <w:startOverride w:val="1"/>
-    </w:lvlOverride>
-    <w:lvlOverride w:ilvl="4">
-      <w:startOverride w:val="1"/>
-    </w:lvlOverride>
-    <w:lvlOverride w:ilvl="5">
-      <w:startOverride w:val="1"/>
-    </w:lvlOverride>
-    <w:lvlOverride w:ilvl="6">
-      <w:startOverride w:val="1"/>
-    </w:lvlOverride>
-    <w:lvlOverride w:ilvl="7">
-      <w:startOverride w:val="1"/>
-    </w:lvlOverride>
-    <w:lvlOverride w:ilvl="8">
-      <w:startOverride w:val="1"/>
-    </w:lvlOverride>
+    <w:abstractNumId w:val="991"/>
   </w:num>
   <w:num w:numId="1012">
-    <w:abstractNumId w:val="991"/>
-  </w:num>
-  <w:num w:numId="1013">
-    <w:abstractNumId w:val="99201"/>
-    <w:lvlOverride w:ilvl="0">
-      <w:startOverride w:val="1"/>
-    </w:lvlOverride>
-    <w:lvlOverride w:ilvl="1">
-      <w:startOverride w:val="1"/>
-    </w:lvlOverride>
-    <w:lvlOverride w:ilvl="2">
-      <w:startOverride w:val="1"/>
-    </w:lvlOverride>
-    <w:lvlOverride w:ilvl="3">
-      <w:startOverride w:val="1"/>
-    </w:lvlOverride>
-    <w:lvlOverride w:ilvl="4">
-      <w:startOverride w:val="1"/>
-    </w:lvlOverride>
-    <w:lvlOverride w:ilvl="5">
-      <w:startOverride w:val="1"/>
-    </w:lvlOverride>
-    <w:lvlOverride w:ilvl="6">
-      <w:startOverride w:val="1"/>
-    </w:lvlOverride>
-    <w:lvlOverride w:ilvl="7">
-      <w:startOverride w:val="1"/>
-    </w:lvlOverride>
-    <w:lvlOverride w:ilvl="8">
-      <w:startOverride w:val="1"/>
-    </w:lvlOverride>
-  </w:num>
-  <w:num w:numId="1014">
-    <w:abstractNumId w:val="991"/>
-  </w:num>
-  <w:num w:numId="1015">
     <w:abstractNumId w:val="991"/>
   </w:num>
 </w:numbering>
